--- a/TP1.docx
+++ b/TP1.docx
@@ -78,340 +78,220 @@
           <w:bCs/>
           <w:lang w:val="en-GB"/>
         </w:rPr>
-        <w:t xml:space="preserve">Q1.1 For which reason is it better to run the container with a flag -e to give the environment variables rather than put them directly in the </w:t>
-      </w:r>
-      <w:proofErr w:type="gramStart"/>
-      <w:r>
+        <w:t>Q1.1 For which reason is it better to run the container with a flag -e to give the environment variables rather than put them directly in the Dockerfile ?</w:t>
+      </w:r>
+    </w:p>
+    <w:p>
+      <w:pPr>
         <w:rPr>
           <w:rFonts w:ascii="Arial" w:hAnsi="Arial" w:cs="Arial"/>
+          <w:lang w:val="en-GB"/>
+        </w:rPr>
+      </w:pPr>
+      <w:r>
+        <w:rPr>
+          <w:rFonts w:ascii="Arial" w:hAnsi="Arial" w:cs="Arial"/>
+          <w:lang w:val="en-GB"/>
+        </w:rPr>
+        <w:t>It is more secure as they’re a not as easily accessible as when they are in the files.</w:t>
+      </w:r>
+    </w:p>
+    <w:p>
+      <w:pPr>
+        <w:rPr>
+          <w:rFonts w:ascii="Arial" w:hAnsi="Arial" w:cs="Arial"/>
+          <w:lang w:val="en-GB"/>
+        </w:rPr>
+      </w:pPr>
+    </w:p>
+    <w:p>
+      <w:pPr>
+        <w:rPr>
+          <w:lang w:val="en-GB"/>
+        </w:rPr>
+      </w:pPr>
+    </w:p>
+    <w:p>
+      <w:pPr>
+        <w:rPr>
+          <w:lang w:val="en-GB"/>
+        </w:rPr>
+      </w:pPr>
+      <w:r>
+        <w:rPr>
           <w:b/>
           <w:bCs/>
           <w:lang w:val="en-GB"/>
         </w:rPr>
-        <w:t>Dockerfile ?</w:t>
-      </w:r>
-      <w:proofErr w:type="gramEnd"/>
-    </w:p>
-    <w:p>
-      <w:pPr>
-        <w:rPr>
-          <w:rFonts w:ascii="Arial" w:hAnsi="Arial" w:cs="Arial"/>
-          <w:lang w:val="en-GB"/>
-        </w:rPr>
-      </w:pPr>
-      <w:r>
-        <w:rPr>
-          <w:rFonts w:ascii="Arial" w:hAnsi="Arial" w:cs="Arial"/>
-          <w:lang w:val="en-GB"/>
-        </w:rPr>
-        <w:t>It is more secure as they’re a not as easily accessible as when they are in the files.</w:t>
-      </w:r>
-    </w:p>
-    <w:p>
-      <w:pPr>
-        <w:rPr>
-          <w:rFonts w:ascii="Arial" w:hAnsi="Arial" w:cs="Arial"/>
-          <w:lang w:val="en-GB"/>
-        </w:rPr>
-      </w:pPr>
-    </w:p>
-    <w:p>
-      <w:pPr>
-        <w:rPr>
-          <w:lang w:val="en-GB"/>
-        </w:rPr>
-      </w:pPr>
-    </w:p>
-    <w:p>
-      <w:pPr>
-        <w:rPr>
-          <w:lang w:val="en-GB"/>
-        </w:rPr>
-      </w:pPr>
+        <w:t>Q1.2</w:t>
+      </w:r>
+      <w:r>
+        <w:rPr>
+          <w:lang w:val="en-GB"/>
+        </w:rPr>
+        <w:t xml:space="preserve"> </w:t>
+      </w:r>
       <w:r>
         <w:rPr>
           <w:b/>
           <w:bCs/>
           <w:lang w:val="en-GB"/>
         </w:rPr>
-        <w:t>Q1.2</w:t>
-      </w:r>
-      <w:r>
-        <w:rPr>
-          <w:lang w:val="en-GB"/>
-        </w:rPr>
-        <w:t xml:space="preserve"> </w:t>
-      </w:r>
+        <w:t>Why do we need a volume to be attached to our postgres container?</w:t>
+      </w:r>
+    </w:p>
+    <w:p>
+      <w:pPr>
+        <w:rPr>
+          <w:lang w:val="en-GB"/>
+        </w:rPr>
+      </w:pPr>
+      <w:r>
+        <w:rPr>
+          <w:lang w:val="en-GB"/>
+        </w:rPr>
+        <w:t>We need a volume to persist data beyond the container’s lifetime.</w:t>
+      </w:r>
+      <w:r>
+        <w:rPr>
+          <w:lang w:val="en-GB"/>
+        </w:rPr>
+        <w:t xml:space="preserve"> With a volume, the data can survive the container’s deletion.</w:t>
+      </w:r>
+    </w:p>
+    <w:p>
+      <w:pPr>
+        <w:rPr>
+          <w:lang w:val="en-GB"/>
+        </w:rPr>
+      </w:pPr>
+    </w:p>
+    <w:p>
+      <w:pPr>
+        <w:rPr>
+          <w:lang w:val="en-GB"/>
+        </w:rPr>
+      </w:pPr>
       <w:r>
         <w:rPr>
           <w:b/>
           <w:bCs/>
           <w:lang w:val="en-GB"/>
         </w:rPr>
-        <w:t xml:space="preserve">Why do we need a volume to be attached to our </w:t>
-      </w:r>
-      <w:proofErr w:type="spellStart"/>
-      <w:r>
+        <w:t>Q1.3 Document your database container essentials: commands and Dockerfile.</w:t>
+      </w:r>
+    </w:p>
+    <w:p>
+      <w:pPr>
+        <w:rPr>
+          <w:lang w:val="en-GB"/>
+        </w:rPr>
+      </w:pPr>
+      <w:r>
+        <w:rPr>
+          <w:lang w:val="en-GB"/>
+        </w:rPr>
+        <w:t>Dockerfile:</w:t>
+      </w:r>
+    </w:p>
+    <w:p>
+      <w:pPr>
+        <w:pStyle w:val="Code"/>
+      </w:pPr>
+      <w:r>
+        <w:t>FROM postgres:17.2-alpine</w:t>
+      </w:r>
+    </w:p>
+    <w:p>
+      <w:pPr>
+        <w:pStyle w:val="Code"/>
+      </w:pPr>
+      <w:r>
+        <w:t>COPY SQL/ /docker-entrypoint-initdb.d/</w:t>
+      </w:r>
+    </w:p>
+    <w:p>
+      <w:pPr>
+        <w:rPr>
+          <w:lang w:val="en-GB"/>
+        </w:rPr>
+      </w:pPr>
+    </w:p>
+    <w:p>
+      <w:pPr>
+        <w:rPr>
+          <w:lang w:val="en-GB"/>
+        </w:rPr>
+      </w:pPr>
+      <w:r>
+        <w:rPr>
+          <w:lang w:val="en-GB"/>
+        </w:rPr>
+        <w:t>Build and run commands of the database container:</w:t>
+      </w:r>
+    </w:p>
+    <w:p>
+      <w:pPr>
+        <w:pStyle w:val="Code"/>
+      </w:pPr>
+      <w:r>
+        <w:t>docker build -t raphaelaurent/database .</w:t>
+      </w:r>
+    </w:p>
+    <w:p>
+      <w:pPr>
+        <w:pStyle w:val="Code"/>
+      </w:pPr>
+      <w:r>
+        <w:t>docker run -p 8888:5000 -e POSTGRES_USER=usr -e POSTGRES_DB=db -e POSTGRES_PASSWORD=pwd --network app-network -v /my/own/datadir:/var/lib/postgresql/data --name myDatabase -d raphaelaurent/database</w:t>
+      </w:r>
+    </w:p>
+    <w:p>
+      <w:pPr>
+        <w:rPr>
+          <w:lang w:val="en-GB"/>
+        </w:rPr>
+      </w:pPr>
+    </w:p>
+    <w:p>
+      <w:pPr>
         <w:rPr>
           <w:b/>
           <w:bCs/>
           <w:lang w:val="en-GB"/>
         </w:rPr>
-        <w:t>postgres</w:t>
-      </w:r>
-      <w:proofErr w:type="spellEnd"/>
+      </w:pPr>
       <w:r>
         <w:rPr>
           <w:b/>
           <w:bCs/>
           <w:lang w:val="en-GB"/>
         </w:rPr>
-        <w:t xml:space="preserve"> container?</w:t>
-      </w:r>
-    </w:p>
-    <w:p>
-      <w:pPr>
-        <w:rPr>
-          <w:lang w:val="en-GB"/>
-        </w:rPr>
-      </w:pPr>
-      <w:r>
-        <w:rPr>
-          <w:lang w:val="en-GB"/>
-        </w:rPr>
-        <w:t>We need a volume to persist data beyond the container’s lifetime.</w:t>
-      </w:r>
-      <w:r>
-        <w:rPr>
-          <w:lang w:val="en-GB"/>
-        </w:rPr>
-        <w:t xml:space="preserve"> With a volume, the data can survive the container’s deletion.</w:t>
-      </w:r>
-    </w:p>
-    <w:p>
-      <w:pPr>
-        <w:rPr>
-          <w:lang w:val="en-GB"/>
-        </w:rPr>
-      </w:pPr>
-    </w:p>
-    <w:p>
-      <w:pPr>
-        <w:rPr>
-          <w:lang w:val="en-GB"/>
-        </w:rPr>
-      </w:pPr>
+        <w:t>Q</w:t>
+      </w:r>
       <w:r>
         <w:rPr>
           <w:b/>
           <w:bCs/>
           <w:lang w:val="en-GB"/>
         </w:rPr>
-        <w:t>Q1.3 Document your database container essentials: commands and Dockerfile.</w:t>
-      </w:r>
-    </w:p>
-    <w:p>
-      <w:pPr>
-        <w:rPr>
-          <w:lang w:val="en-GB"/>
-        </w:rPr>
-      </w:pPr>
-      <w:proofErr w:type="gramStart"/>
-      <w:r>
-        <w:rPr>
-          <w:lang w:val="en-GB"/>
-        </w:rPr>
-        <w:t>Dockerfile :</w:t>
-      </w:r>
-      <w:proofErr w:type="gramEnd"/>
-    </w:p>
-    <w:p>
-      <w:pPr>
-        <w:pStyle w:val="Code"/>
-      </w:pPr>
-      <w:r>
-        <w:t>FROM postgres:17.2-alpine</w:t>
-      </w:r>
-    </w:p>
-    <w:p>
-      <w:pPr>
-        <w:pStyle w:val="Code"/>
-      </w:pPr>
-      <w:r>
-        <w:t>COPY SQL/ /docker-</w:t>
-      </w:r>
-      <w:proofErr w:type="spellStart"/>
-      <w:r>
-        <w:t>entrypoint</w:t>
-      </w:r>
-      <w:proofErr w:type="spellEnd"/>
-      <w:r>
-        <w:t>-</w:t>
-      </w:r>
-      <w:proofErr w:type="spellStart"/>
-      <w:proofErr w:type="gramStart"/>
-      <w:r>
-        <w:t>initdb.d</w:t>
-      </w:r>
-      <w:proofErr w:type="spellEnd"/>
-      <w:proofErr w:type="gramEnd"/>
-      <w:r>
-        <w:t>/</w:t>
-      </w:r>
-    </w:p>
-    <w:p>
-      <w:pPr>
-        <w:rPr>
-          <w:lang w:val="en-GB"/>
-        </w:rPr>
-      </w:pPr>
-    </w:p>
-    <w:p>
-      <w:pPr>
-        <w:rPr>
-          <w:lang w:val="en-GB"/>
-        </w:rPr>
-      </w:pPr>
-      <w:r>
-        <w:rPr>
-          <w:lang w:val="en-GB"/>
-        </w:rPr>
-        <w:t>Build and run commands of the database container:</w:t>
-      </w:r>
-    </w:p>
-    <w:p>
-      <w:pPr>
-        <w:pStyle w:val="Code"/>
-      </w:pPr>
-      <w:r>
-        <w:t xml:space="preserve">docker build -t </w:t>
-      </w:r>
-      <w:proofErr w:type="spellStart"/>
-      <w:r>
-        <w:t>raphaelaurent</w:t>
-      </w:r>
-      <w:proofErr w:type="spellEnd"/>
-      <w:r>
-        <w:t>/</w:t>
-      </w:r>
-      <w:proofErr w:type="gramStart"/>
-      <w:r>
-        <w:t>database .</w:t>
-      </w:r>
-      <w:proofErr w:type="gramEnd"/>
-    </w:p>
-    <w:p>
-      <w:pPr>
-        <w:pStyle w:val="Code"/>
-      </w:pPr>
-      <w:r>
-        <w:t>docker run -p 8888:5000 -e POSTGRES_USER=</w:t>
-      </w:r>
-      <w:proofErr w:type="spellStart"/>
-      <w:r>
-        <w:t>usr</w:t>
-      </w:r>
-      <w:proofErr w:type="spellEnd"/>
-      <w:r>
-        <w:t xml:space="preserve"> -e POSTGRES_DB=</w:t>
-      </w:r>
-      <w:proofErr w:type="spellStart"/>
-      <w:r>
-        <w:t>db</w:t>
-      </w:r>
-      <w:proofErr w:type="spellEnd"/>
-      <w:r>
-        <w:t xml:space="preserve"> -e POSTGRES_PASSWORD=</w:t>
-      </w:r>
-      <w:proofErr w:type="spellStart"/>
-      <w:r>
-        <w:t>pwd</w:t>
-      </w:r>
-      <w:proofErr w:type="spellEnd"/>
-      <w:r>
-        <w:t xml:space="preserve"> --network app-network -v /my/own/</w:t>
-      </w:r>
-      <w:proofErr w:type="spellStart"/>
-      <w:r>
-        <w:t>datadir</w:t>
-      </w:r>
-      <w:proofErr w:type="spellEnd"/>
-      <w:r>
-        <w:t>:/var/lib/</w:t>
-      </w:r>
-      <w:proofErr w:type="spellStart"/>
-      <w:r>
-        <w:t>postgresql</w:t>
-      </w:r>
-      <w:proofErr w:type="spellEnd"/>
-      <w:r>
-        <w:t xml:space="preserve">/data --name </w:t>
-      </w:r>
-      <w:proofErr w:type="spellStart"/>
-      <w:r>
-        <w:t>myDatabase</w:t>
-      </w:r>
-      <w:proofErr w:type="spellEnd"/>
-      <w:r>
-        <w:t xml:space="preserve"> -d </w:t>
-      </w:r>
-      <w:proofErr w:type="spellStart"/>
-      <w:r>
-        <w:t>raphaelaurent</w:t>
-      </w:r>
-      <w:proofErr w:type="spellEnd"/>
-      <w:r>
-        <w:t>/database</w:t>
-      </w:r>
-    </w:p>
-    <w:p>
-      <w:pPr>
-        <w:rPr>
-          <w:lang w:val="en-GB"/>
-        </w:rPr>
-      </w:pPr>
-    </w:p>
-    <w:p>
-      <w:pPr>
+        <w:t>1</w:t>
+      </w:r>
+      <w:r>
         <w:rPr>
           <w:b/>
           <w:bCs/>
           <w:lang w:val="en-GB"/>
         </w:rPr>
-      </w:pPr>
+        <w:t>.</w:t>
+      </w:r>
       <w:r>
         <w:rPr>
           <w:b/>
           <w:bCs/>
           <w:lang w:val="en-GB"/>
         </w:rPr>
-        <w:t>Q</w:t>
-      </w:r>
-      <w:r>
-        <w:rPr>
-          <w:b/>
-          <w:bCs/>
-          <w:lang w:val="en-GB"/>
-        </w:rPr>
-        <w:t xml:space="preserve">1-4 Why do we need a multistage build? And explain each step of this </w:t>
-      </w:r>
-      <w:proofErr w:type="spellStart"/>
-      <w:r>
-        <w:rPr>
-          <w:b/>
-          <w:bCs/>
-          <w:lang w:val="en-GB"/>
-        </w:rPr>
-        <w:t>dockerfile</w:t>
-      </w:r>
-      <w:proofErr w:type="spellEnd"/>
-      <w:r>
-        <w:rPr>
-          <w:b/>
-          <w:bCs/>
-          <w:lang w:val="en-GB"/>
-        </w:rPr>
-        <w:t>.</w:t>
+        <w:t>4 Why do we need a multistage build? And explain each step of this dockerfile.</w:t>
       </w:r>
     </w:p>
     <w:p>
@@ -457,41 +337,13 @@
         <w:rPr>
           <w:lang w:val="en-GB"/>
         </w:rPr>
-        <w:t xml:space="preserve">FROM eclipse-temurin:21-jdk-alpine AS </w:t>
-      </w:r>
-      <w:proofErr w:type="spellStart"/>
-      <w:r>
-        <w:rPr>
-          <w:lang w:val="en-GB"/>
-        </w:rPr>
-        <w:t>myapp</w:t>
-      </w:r>
-      <w:proofErr w:type="spellEnd"/>
-      <w:r>
-        <w:rPr>
-          <w:lang w:val="en-GB"/>
-        </w:rPr>
-        <w:t>-</w:t>
-      </w:r>
-      <w:proofErr w:type="gramStart"/>
-      <w:r>
-        <w:rPr>
-          <w:lang w:val="en-GB"/>
-        </w:rPr>
-        <w:t>build</w:t>
-      </w:r>
-      <w:r>
-        <w:rPr>
-          <w:lang w:val="en-GB"/>
-        </w:rPr>
-        <w:t xml:space="preserve"> :</w:t>
-      </w:r>
-      <w:proofErr w:type="gramEnd"/>
-      <w:r>
-        <w:rPr>
-          <w:lang w:val="en-GB"/>
-        </w:rPr>
-        <w:t xml:space="preserve"> import of the JDK image</w:t>
+        <w:t>FROM eclipse-temurin:21-jdk-alpine AS myapp-build</w:t>
+      </w:r>
+      <w:r>
+        <w:rPr>
+          <w:lang w:val="en-GB"/>
+        </w:rPr>
+        <w:t xml:space="preserve"> : import of the JDK image</w:t>
       </w:r>
     </w:p>
     <w:p>
@@ -509,29 +361,13 @@
         <w:rPr>
           <w:lang w:val="en-GB"/>
         </w:rPr>
-        <w:t>ENV MYAPP_HOME=/opt/</w:t>
-      </w:r>
-      <w:proofErr w:type="spellStart"/>
-      <w:proofErr w:type="gramStart"/>
-      <w:r>
-        <w:rPr>
-          <w:lang w:val="en-GB"/>
-        </w:rPr>
-        <w:t>myapp</w:t>
-      </w:r>
-      <w:proofErr w:type="spellEnd"/>
-      <w:r>
-        <w:rPr>
-          <w:lang w:val="en-GB"/>
-        </w:rPr>
-        <w:t xml:space="preserve"> :</w:t>
-      </w:r>
-      <w:proofErr w:type="gramEnd"/>
-      <w:r>
-        <w:rPr>
-          <w:lang w:val="en-GB"/>
-        </w:rPr>
-        <w:t xml:space="preserve"> path variable</w:t>
+        <w:t>ENV MYAPP_HOME=/opt/myapp</w:t>
+      </w:r>
+      <w:r>
+        <w:rPr>
+          <w:lang w:val="en-GB"/>
+        </w:rPr>
+        <w:t xml:space="preserve"> : path variable</w:t>
       </w:r>
     </w:p>
     <w:p>
@@ -549,27 +385,13 @@
         <w:rPr>
           <w:lang w:val="en-GB"/>
         </w:rPr>
-        <w:t>WORKDIR $MYAPP_</w:t>
-      </w:r>
-      <w:proofErr w:type="gramStart"/>
-      <w:r>
-        <w:rPr>
-          <w:lang w:val="en-GB"/>
-        </w:rPr>
-        <w:t>HOME</w:t>
-      </w:r>
-      <w:r>
-        <w:rPr>
-          <w:lang w:val="en-GB"/>
-        </w:rPr>
-        <w:t> :</w:t>
-      </w:r>
-      <w:proofErr w:type="gramEnd"/>
-      <w:r>
-        <w:rPr>
-          <w:lang w:val="en-GB"/>
-        </w:rPr>
-        <w:t xml:space="preserve"> definition </w:t>
+        <w:t>WORKDIR $MYAPP_HOME</w:t>
+      </w:r>
+      <w:r>
+        <w:rPr>
+          <w:lang w:val="en-GB"/>
+        </w:rPr>
+        <w:t xml:space="preserve"> : definition </w:t>
       </w:r>
       <w:r>
         <w:rPr>
@@ -593,41 +415,13 @@
         <w:rPr>
           <w:lang w:val="en-GB"/>
         </w:rPr>
-        <w:t xml:space="preserve">RUN </w:t>
-      </w:r>
-      <w:proofErr w:type="spellStart"/>
-      <w:r>
-        <w:rPr>
-          <w:lang w:val="en-GB"/>
-        </w:rPr>
-        <w:t>apk</w:t>
-      </w:r>
-      <w:proofErr w:type="spellEnd"/>
-      <w:r>
-        <w:rPr>
-          <w:lang w:val="en-GB"/>
-        </w:rPr>
-        <w:t xml:space="preserve"> add --no-cache </w:t>
-      </w:r>
-      <w:proofErr w:type="gramStart"/>
-      <w:r>
-        <w:rPr>
-          <w:lang w:val="en-GB"/>
-        </w:rPr>
-        <w:t>maven</w:t>
-      </w:r>
-      <w:r>
-        <w:rPr>
-          <w:lang w:val="en-GB"/>
-        </w:rPr>
-        <w:t xml:space="preserve"> :</w:t>
-      </w:r>
-      <w:proofErr w:type="gramEnd"/>
-      <w:r>
-        <w:rPr>
-          <w:lang w:val="en-GB"/>
-        </w:rPr>
-        <w:t xml:space="preserve"> downloading Maven</w:t>
+        <w:t>RUN apk add --no-cache maven</w:t>
+      </w:r>
+      <w:r>
+        <w:rPr>
+          <w:lang w:val="en-GB"/>
+        </w:rPr>
+        <w:t xml:space="preserve"> : downloading Maven</w:t>
       </w:r>
     </w:p>
     <w:p>
@@ -645,16 +439,8 @@
         <w:rPr>
           <w:lang w:val="en-GB"/>
         </w:rPr>
-        <w:t xml:space="preserve">COPY </w:t>
-      </w:r>
-      <w:proofErr w:type="gramStart"/>
-      <w:r>
-        <w:rPr>
-          <w:lang w:val="en-GB"/>
-        </w:rPr>
-        <w:t>pom.xml .</w:t>
-      </w:r>
-      <w:proofErr w:type="gramEnd"/>
+        <w:t>COPY pom.xml .</w:t>
+      </w:r>
       <w:r>
         <w:rPr>
           <w:lang w:val="en-GB"/>
@@ -671,39 +457,8 @@
         <w:rPr>
           <w:lang w:val="en-GB"/>
         </w:rPr>
-        <w:t xml:space="preserve">COPY </w:t>
-      </w:r>
-      <w:proofErr w:type="spellStart"/>
-      <w:proofErr w:type="gramStart"/>
-      <w:r>
-        <w:rPr>
-          <w:lang w:val="en-GB"/>
-        </w:rPr>
-        <w:t>src</w:t>
-      </w:r>
-      <w:proofErr w:type="spellEnd"/>
-      <w:r>
-        <w:rPr>
-          <w:lang w:val="en-GB"/>
-        </w:rPr>
-        <w:t xml:space="preserve"> .</w:t>
-      </w:r>
-      <w:proofErr w:type="gramEnd"/>
-      <w:r>
-        <w:rPr>
-          <w:lang w:val="en-GB"/>
-        </w:rPr>
-        <w:t>/</w:t>
-      </w:r>
-      <w:proofErr w:type="spellStart"/>
-      <w:proofErr w:type="gramStart"/>
-      <w:r>
-        <w:rPr>
-          <w:lang w:val="en-GB"/>
-        </w:rPr>
-        <w:t>src</w:t>
-      </w:r>
-      <w:proofErr w:type="spellEnd"/>
+        <w:t>COPY src ./src</w:t>
+      </w:r>
       <w:r>
         <w:rPr>
           <w:lang w:val="en-GB"/>
@@ -714,14 +469,7 @@
         <w:rPr>
           <w:lang w:val="en-GB"/>
         </w:rPr>
-        <w:t>:</w:t>
-      </w:r>
-      <w:proofErr w:type="gramEnd"/>
-      <w:r>
-        <w:rPr>
-          <w:lang w:val="en-GB"/>
-        </w:rPr>
-        <w:t xml:space="preserve"> copying the project in the image</w:t>
+        <w:t>: copying the project in the image</w:t>
       </w:r>
     </w:p>
     <w:p>
@@ -740,43 +488,13 @@
           <w:lang w:val="en-GB"/>
         </w:rPr>
         <w:lastRenderedPageBreak/>
-        <w:t xml:space="preserve">RUN </w:t>
-      </w:r>
-      <w:proofErr w:type="spellStart"/>
-      <w:r>
-        <w:rPr>
-          <w:lang w:val="en-GB"/>
-        </w:rPr>
-        <w:t>mvn</w:t>
-      </w:r>
-      <w:proofErr w:type="spellEnd"/>
-      <w:r>
-        <w:rPr>
-          <w:lang w:val="en-GB"/>
-        </w:rPr>
-        <w:t xml:space="preserve"> package -</w:t>
-      </w:r>
-      <w:proofErr w:type="spellStart"/>
-      <w:proofErr w:type="gramStart"/>
-      <w:r>
-        <w:rPr>
-          <w:lang w:val="en-GB"/>
-        </w:rPr>
-        <w:t>DskipTests</w:t>
-      </w:r>
-      <w:proofErr w:type="spellEnd"/>
-      <w:r>
-        <w:rPr>
-          <w:lang w:val="en-GB"/>
-        </w:rPr>
-        <w:t> :</w:t>
-      </w:r>
-      <w:proofErr w:type="gramEnd"/>
-      <w:r>
-        <w:rPr>
-          <w:lang w:val="en-GB"/>
-        </w:rPr>
-        <w:t xml:space="preserve"> compiling </w:t>
+        <w:t>RUN mvn package -DskipTests</w:t>
+      </w:r>
+      <w:r>
+        <w:rPr>
+          <w:lang w:val="en-GB"/>
+        </w:rPr>
+        <w:t xml:space="preserve"> : compiling </w:t>
       </w:r>
       <w:r>
         <w:rPr>
@@ -800,14 +518,7 @@
         <w:rPr>
           <w:lang w:val="en-GB"/>
         </w:rPr>
-        <w:t>FROM eclipse-temurin:21-jre-</w:t>
-      </w:r>
-      <w:proofErr w:type="gramStart"/>
-      <w:r>
-        <w:rPr>
-          <w:lang w:val="en-GB"/>
-        </w:rPr>
-        <w:t>alpine</w:t>
+        <w:t>FROM eclipse-temurin:21-jre-alpine</w:t>
       </w:r>
       <w:r>
         <w:rPr>
@@ -815,26 +526,11 @@
         </w:rPr>
         <w:t> :</w:t>
       </w:r>
-      <w:proofErr w:type="gramEnd"/>
-      <w:r>
-        <w:rPr>
-          <w:lang w:val="en-GB"/>
-        </w:rPr>
-        <w:t xml:space="preserve"> creating a new image from a </w:t>
-      </w:r>
-      <w:proofErr w:type="spellStart"/>
-      <w:r>
-        <w:rPr>
-          <w:lang w:val="en-GB"/>
-        </w:rPr>
-        <w:t>jre</w:t>
-      </w:r>
-      <w:proofErr w:type="spellEnd"/>
-      <w:r>
-        <w:rPr>
-          <w:lang w:val="en-GB"/>
-        </w:rPr>
-        <w:t xml:space="preserve"> base</w:t>
+      <w:r>
+        <w:rPr>
+          <w:lang w:val="en-GB"/>
+        </w:rPr>
+        <w:t xml:space="preserve"> creating a new image from a jre base</w:t>
       </w:r>
     </w:p>
     <w:p>
@@ -852,29 +548,13 @@
         <w:rPr>
           <w:lang w:val="en-GB"/>
         </w:rPr>
-        <w:t>ENV MYAPP_HOME=/opt/</w:t>
-      </w:r>
-      <w:proofErr w:type="spellStart"/>
-      <w:proofErr w:type="gramStart"/>
-      <w:r>
-        <w:rPr>
-          <w:lang w:val="en-GB"/>
-        </w:rPr>
-        <w:t>myapp</w:t>
-      </w:r>
-      <w:proofErr w:type="spellEnd"/>
-      <w:r>
-        <w:rPr>
-          <w:lang w:val="en-GB"/>
-        </w:rPr>
-        <w:t xml:space="preserve"> :</w:t>
-      </w:r>
-      <w:proofErr w:type="gramEnd"/>
-      <w:r>
-        <w:rPr>
-          <w:lang w:val="en-GB"/>
-        </w:rPr>
-        <w:t xml:space="preserve"> path variable</w:t>
+        <w:t>ENV MYAPP_HOME=/opt/myapp</w:t>
+      </w:r>
+      <w:r>
+        <w:rPr>
+          <w:lang w:val="en-GB"/>
+        </w:rPr>
+        <w:t xml:space="preserve"> : path variable</w:t>
       </w:r>
     </w:p>
     <w:p>
@@ -892,27 +572,13 @@
         <w:rPr>
           <w:lang w:val="en-GB"/>
         </w:rPr>
-        <w:t>WORKDIR $MYAPP_</w:t>
-      </w:r>
-      <w:proofErr w:type="gramStart"/>
-      <w:r>
-        <w:rPr>
-          <w:lang w:val="en-GB"/>
-        </w:rPr>
-        <w:t>HOME</w:t>
-      </w:r>
-      <w:r>
-        <w:rPr>
-          <w:lang w:val="en-GB"/>
-        </w:rPr>
-        <w:t> :</w:t>
-      </w:r>
-      <w:proofErr w:type="gramEnd"/>
-      <w:r>
-        <w:rPr>
-          <w:lang w:val="en-GB"/>
-        </w:rPr>
-        <w:t xml:space="preserve"> definition of</w:t>
+        <w:t>WORKDIR $MYAPP_HOME</w:t>
+      </w:r>
+      <w:r>
+        <w:rPr>
+          <w:lang w:val="en-GB"/>
+        </w:rPr>
+        <w:t> : definition of</w:t>
       </w:r>
       <w:r>
         <w:rPr>
@@ -936,41 +602,13 @@
         <w:rPr>
           <w:lang w:val="en-GB"/>
         </w:rPr>
-        <w:t>COPY --from=</w:t>
-      </w:r>
-      <w:proofErr w:type="spellStart"/>
-      <w:r>
-        <w:rPr>
-          <w:lang w:val="en-GB"/>
-        </w:rPr>
-        <w:t>myapp</w:t>
-      </w:r>
-      <w:proofErr w:type="spellEnd"/>
-      <w:r>
-        <w:rPr>
-          <w:lang w:val="en-GB"/>
-        </w:rPr>
-        <w:t>-build $MYAPP_HOME/target/*.jar $</w:t>
-      </w:r>
-      <w:proofErr w:type="gramStart"/>
-      <w:r>
-        <w:rPr>
-          <w:lang w:val="en-GB"/>
-        </w:rPr>
-        <w:t>MYAPP_HOME/myapp.jar</w:t>
-      </w:r>
-      <w:r>
-        <w:rPr>
-          <w:lang w:val="en-GB"/>
-        </w:rPr>
-        <w:t xml:space="preserve"> :</w:t>
-      </w:r>
-      <w:proofErr w:type="gramEnd"/>
-      <w:r>
-        <w:rPr>
-          <w:lang w:val="en-GB"/>
-        </w:rPr>
-        <w:t xml:space="preserve"> copy the .jar from the first stage</w:t>
+        <w:t>COPY --from=myapp-build $MYAPP_HOME/target/*.jar $MYAPP_HOME/myapp.jar</w:t>
+      </w:r>
+      <w:r>
+        <w:rPr>
+          <w:lang w:val="en-GB"/>
+        </w:rPr>
+        <w:t xml:space="preserve"> : copy the .jar from the first stage</w:t>
       </w:r>
     </w:p>
     <w:p>
@@ -988,33 +626,621 @@
         <w:rPr>
           <w:lang w:val="en-GB"/>
         </w:rPr>
-        <w:t>ENTRYPOINT ["java", "-jar", "myapp.jar"</w:t>
-      </w:r>
-      <w:proofErr w:type="gramStart"/>
-      <w:r>
-        <w:rPr>
-          <w:lang w:val="en-GB"/>
-        </w:rPr>
-        <w:t>]</w:t>
-      </w:r>
-      <w:r>
-        <w:rPr>
-          <w:lang w:val="en-GB"/>
-        </w:rPr>
-        <w:t> :</w:t>
-      </w:r>
-      <w:proofErr w:type="gramEnd"/>
-      <w:r>
-        <w:rPr>
-          <w:lang w:val="en-GB"/>
-        </w:rPr>
-        <w:t xml:space="preserve"> launch th</w:t>
+        <w:t>ENTRYPOINT ["java", "-jar", "myapp.jar"]</w:t>
+      </w:r>
+      <w:r>
+        <w:rPr>
+          <w:lang w:val="en-GB"/>
+        </w:rPr>
+        <w:t> : launch th</w:t>
       </w:r>
       <w:r>
         <w:rPr>
           <w:lang w:val="en-GB"/>
         </w:rPr>
         <w:t>e app at the start</w:t>
+      </w:r>
+    </w:p>
+    <w:p>
+      <w:pPr>
+        <w:rPr>
+          <w:lang w:val="en-GB"/>
+        </w:rPr>
+      </w:pPr>
+    </w:p>
+    <w:p>
+      <w:pPr>
+        <w:rPr>
+          <w:lang w:val="en-GB"/>
+        </w:rPr>
+      </w:pPr>
+    </w:p>
+    <w:p>
+      <w:pPr>
+        <w:rPr>
+          <w:lang w:val="en-GB"/>
+        </w:rPr>
+      </w:pPr>
+      <w:r>
+        <w:rPr>
+          <w:b/>
+          <w:bCs/>
+          <w:lang w:val="en-GB"/>
+        </w:rPr>
+        <w:t>Q1.5</w:t>
+      </w:r>
+      <w:r>
+        <w:rPr>
+          <w:b/>
+          <w:bCs/>
+          <w:lang w:val="en-GB"/>
+        </w:rPr>
+        <w:t xml:space="preserve"> Why do we need a reverse </w:t>
+      </w:r>
+      <w:r>
+        <w:rPr>
+          <w:b/>
+          <w:bCs/>
+          <w:lang w:val="en-GB"/>
+        </w:rPr>
+        <w:t>proxy?</w:t>
+      </w:r>
+    </w:p>
+    <w:p>
+      <w:pPr>
+        <w:rPr>
+          <w:lang w:val="en-GB"/>
+        </w:rPr>
+      </w:pPr>
+      <w:r>
+        <w:rPr>
+          <w:lang w:val="en-GB"/>
+        </w:rPr>
+        <w:t xml:space="preserve">A </w:t>
+      </w:r>
+      <w:r>
+        <w:rPr>
+          <w:lang w:val="en-GB"/>
+        </w:rPr>
+        <w:t xml:space="preserve">reverse proxy is a server placed in front of web server which transmit the client’s requests to </w:t>
+      </w:r>
+      <w:r>
+        <w:rPr>
+          <w:lang w:val="en-GB"/>
+        </w:rPr>
+        <w:t>those servers</w:t>
+      </w:r>
+      <w:r>
+        <w:rPr>
+          <w:lang w:val="en-GB"/>
+        </w:rPr>
+        <w:t>.</w:t>
+      </w:r>
+      <w:r>
+        <w:rPr>
+          <w:lang w:val="en-GB"/>
+        </w:rPr>
+        <w:t xml:space="preserve"> </w:t>
+      </w:r>
+      <w:r>
+        <w:rPr>
+          <w:lang w:val="en-GB"/>
+        </w:rPr>
+        <w:t xml:space="preserve">We need it to provide a </w:t>
+      </w:r>
+      <w:r>
+        <w:rPr>
+          <w:lang w:val="en-GB"/>
+        </w:rPr>
+        <w:t>single-entry</w:t>
+      </w:r>
+      <w:r>
+        <w:rPr>
+          <w:lang w:val="en-GB"/>
+        </w:rPr>
+        <w:t xml:space="preserve"> poin</w:t>
+      </w:r>
+      <w:r>
+        <w:rPr>
+          <w:lang w:val="en-GB"/>
+        </w:rPr>
+        <w:t>t,</w:t>
+      </w:r>
+      <w:r>
+        <w:rPr>
+          <w:lang w:val="en-GB"/>
+        </w:rPr>
+        <w:t xml:space="preserve"> hide the backend</w:t>
+      </w:r>
+      <w:r>
+        <w:rPr>
+          <w:lang w:val="en-GB"/>
+        </w:rPr>
+        <w:t xml:space="preserve"> and distribute the work between the servers.</w:t>
+      </w:r>
+    </w:p>
+    <w:p>
+      <w:pPr>
+        <w:rPr>
+          <w:lang w:val="en-GB"/>
+        </w:rPr>
+      </w:pPr>
+    </w:p>
+    <w:p>
+      <w:pPr>
+        <w:rPr>
+          <w:lang w:val="en-GB"/>
+        </w:rPr>
+      </w:pPr>
+      <w:r>
+        <w:rPr>
+          <w:lang w:val="en-GB"/>
+        </w:rPr>
+        <w:t xml:space="preserve">Q1.6 Why is docker-compose so </w:t>
+      </w:r>
+      <w:r>
+        <w:rPr>
+          <w:lang w:val="en-GB"/>
+        </w:rPr>
+        <w:t>important?</w:t>
+      </w:r>
+    </w:p>
+    <w:p>
+      <w:pPr>
+        <w:rPr>
+          <w:lang w:val="en-GB"/>
+        </w:rPr>
+      </w:pPr>
+      <w:r>
+        <w:rPr>
+          <w:lang w:val="en-GB"/>
+        </w:rPr>
+        <w:t>Docker-compose allow us to run a multi-</w:t>
+      </w:r>
+      <w:r>
+        <w:rPr>
+          <w:lang w:val="en-GB"/>
+        </w:rPr>
+        <w:t xml:space="preserve">container application. Instead of having to type multiple </w:t>
+      </w:r>
+      <w:r>
+        <w:rPr>
+          <w:lang w:val="en-GB"/>
+        </w:rPr>
+        <w:t>dockers</w:t>
+      </w:r>
+      <w:r>
+        <w:rPr>
+          <w:lang w:val="en-GB"/>
+        </w:rPr>
+        <w:t xml:space="preserve"> build and run command for each container, we can just use docker compose up to build and start the application.</w:t>
+      </w:r>
+    </w:p>
+    <w:p>
+      <w:pPr>
+        <w:rPr>
+          <w:lang w:val="en-GB"/>
+        </w:rPr>
+      </w:pPr>
+    </w:p>
+    <w:p>
+      <w:r>
+        <w:t>Q1.7 Document docker-compose most important commands.</w:t>
+      </w:r>
+      <w:r>
+        <w:t xml:space="preserve"> </w:t>
+      </w:r>
+    </w:p>
+    <w:p>
+      <w:pPr>
+        <w:pStyle w:val="Paragraphedeliste"/>
+        <w:numPr>
+          <w:ilvl w:val="0"/>
+          <w:numId w:val="1"/>
+        </w:numPr>
+        <w:rPr>
+          <w:lang w:val="en-GB"/>
+        </w:rPr>
+      </w:pPr>
+      <w:r>
+        <w:rPr>
+          <w:lang w:val="en-GB"/>
+        </w:rPr>
+        <w:t>Docker compose up: create and s</w:t>
+      </w:r>
+      <w:r>
+        <w:rPr>
+          <w:lang w:val="en-GB"/>
+        </w:rPr>
+        <w:t>tart the services</w:t>
+      </w:r>
+    </w:p>
+    <w:p>
+      <w:pPr>
+        <w:pStyle w:val="Paragraphedeliste"/>
+        <w:numPr>
+          <w:ilvl w:val="0"/>
+          <w:numId w:val="1"/>
+        </w:numPr>
+        <w:rPr>
+          <w:lang w:val="en-GB"/>
+        </w:rPr>
+      </w:pPr>
+      <w:r>
+        <w:rPr>
+          <w:lang w:val="en-GB"/>
+        </w:rPr>
+        <w:t>Docker compose up --build: rebuild the images</w:t>
+      </w:r>
+    </w:p>
+    <w:p>
+      <w:pPr>
+        <w:pStyle w:val="Paragraphedeliste"/>
+        <w:numPr>
+          <w:ilvl w:val="0"/>
+          <w:numId w:val="1"/>
+        </w:numPr>
+        <w:rPr>
+          <w:lang w:val="en-GB"/>
+        </w:rPr>
+      </w:pPr>
+      <w:r>
+        <w:rPr>
+          <w:lang w:val="en-GB"/>
+        </w:rPr>
+        <w:t>Docker compose up --build -d: start the app in the background</w:t>
+      </w:r>
+    </w:p>
+    <w:p>
+      <w:pPr>
+        <w:pStyle w:val="Paragraphedeliste"/>
+        <w:numPr>
+          <w:ilvl w:val="0"/>
+          <w:numId w:val="1"/>
+        </w:numPr>
+        <w:rPr>
+          <w:lang w:val="en-GB"/>
+        </w:rPr>
+      </w:pPr>
+      <w:r>
+        <w:rPr>
+          <w:lang w:val="en-GB"/>
+        </w:rPr>
+        <w:t>Docker compose down: stop and delete the containers</w:t>
+      </w:r>
+    </w:p>
+    <w:p>
+      <w:pPr>
+        <w:pStyle w:val="Paragraphedeliste"/>
+        <w:numPr>
+          <w:ilvl w:val="0"/>
+          <w:numId w:val="1"/>
+        </w:numPr>
+        <w:rPr>
+          <w:lang w:val="en-GB"/>
+        </w:rPr>
+      </w:pPr>
+      <w:r>
+        <w:rPr>
+          <w:lang w:val="en-GB"/>
+        </w:rPr>
+        <w:t>Docker compose ps: list the services and informations about them</w:t>
+      </w:r>
+    </w:p>
+    <w:p>
+      <w:pPr>
+        <w:pStyle w:val="Paragraphedeliste"/>
+        <w:numPr>
+          <w:ilvl w:val="0"/>
+          <w:numId w:val="1"/>
+        </w:numPr>
+        <w:rPr>
+          <w:lang w:val="en-GB"/>
+        </w:rPr>
+      </w:pPr>
+      <w:r>
+        <w:rPr>
+          <w:lang w:val="en-GB"/>
+        </w:rPr>
+        <w:t>Docker compose logs &lt;service&gt;: display the &lt;service&gt;’s logs</w:t>
+      </w:r>
+    </w:p>
+    <w:p>
+      <w:pPr>
+        <w:pStyle w:val="Paragraphedeliste"/>
+        <w:numPr>
+          <w:ilvl w:val="0"/>
+          <w:numId w:val="1"/>
+        </w:numPr>
+        <w:rPr>
+          <w:lang w:val="en-GB"/>
+        </w:rPr>
+      </w:pPr>
+      <w:r>
+        <w:rPr>
+          <w:lang w:val="en-GB"/>
+        </w:rPr>
+        <w:t>Docker compose build: build the images without starting</w:t>
+      </w:r>
+    </w:p>
+    <w:p>
+      <w:pPr>
+        <w:rPr>
+          <w:lang w:val="en-GB"/>
+        </w:rPr>
+      </w:pPr>
+    </w:p>
+    <w:p>
+      <w:pPr>
+        <w:rPr>
+          <w:lang w:val="en-GB"/>
+        </w:rPr>
+      </w:pPr>
+    </w:p>
+    <w:p>
+      <w:pPr>
+        <w:rPr>
+          <w:lang w:val="en-GB"/>
+        </w:rPr>
+      </w:pPr>
+    </w:p>
+    <w:p>
+      <w:pPr>
+        <w:rPr>
+          <w:lang w:val="en-GB"/>
+        </w:rPr>
+      </w:pPr>
+    </w:p>
+    <w:p>
+      <w:pPr>
+        <w:rPr>
+          <w:lang w:val="en-GB"/>
+        </w:rPr>
+      </w:pPr>
+      <w:r>
+        <w:rPr>
+          <w:lang w:val="en-GB"/>
+        </w:rPr>
+        <w:br/>
+      </w:r>
+    </w:p>
+    <w:p>
+      <w:pPr>
+        <w:rPr>
+          <w:lang w:val="en-GB"/>
+        </w:rPr>
+      </w:pPr>
+      <w:r>
+        <w:rPr>
+          <w:lang w:val="en-GB"/>
+        </w:rPr>
+        <w:br w:type="page"/>
+      </w:r>
+    </w:p>
+    <w:p>
+      <w:pPr>
+        <w:rPr>
+          <w:lang w:val="en-GB"/>
+        </w:rPr>
+      </w:pPr>
+    </w:p>
+    <w:p>
+      <w:pPr>
+        <w:rPr>
+          <w:lang w:val="en-GB"/>
+        </w:rPr>
+      </w:pPr>
+      <w:r>
+        <w:rPr>
+          <w:lang w:val="en-GB"/>
+        </w:rPr>
+        <w:t>Bdd:</w:t>
+      </w:r>
+    </w:p>
+    <w:p>
+      <w:pPr>
+        <w:rPr>
+          <w:lang w:val="en-GB"/>
+        </w:rPr>
+      </w:pPr>
+      <w:r>
+        <w:rPr>
+          <w:lang w:val="en-GB"/>
+        </w:rPr>
+        <w:t xml:space="preserve">docker run -e POSTGRES_USER=usr -e POSTGRES_DB=db -e POSTGRES_PASSWORD=pwd --network app-network --name </w:t>
+      </w:r>
+      <w:r>
+        <w:rPr>
+          <w:lang w:val="en-GB"/>
+        </w:rPr>
+        <w:t>database</w:t>
+      </w:r>
+      <w:r>
+        <w:rPr>
+          <w:lang w:val="en-GB"/>
+        </w:rPr>
+        <w:t xml:space="preserve"> -d raphaelaurent/database</w:t>
+      </w:r>
+    </w:p>
+    <w:p>
+      <w:pPr>
+        <w:rPr>
+          <w:lang w:val="en-GB"/>
+        </w:rPr>
+      </w:pPr>
+    </w:p>
+    <w:p>
+      <w:pPr>
+        <w:rPr>
+          <w:lang w:val="en-GB"/>
+        </w:rPr>
+      </w:pPr>
+      <w:r>
+        <w:rPr>
+          <w:lang w:val="en-GB"/>
+        </w:rPr>
+        <w:t>Backend:</w:t>
+      </w:r>
+    </w:p>
+    <w:p>
+      <w:pPr>
+        <w:rPr>
+          <w:lang w:val="en-GB"/>
+        </w:rPr>
+      </w:pPr>
+      <w:r>
+        <w:rPr>
+          <w:lang w:val="en-GB"/>
+        </w:rPr>
+        <w:t>docker run --network app-network</w:t>
+      </w:r>
+      <w:r>
+        <w:rPr>
+          <w:lang w:val="en-GB"/>
+        </w:rPr>
+        <w:t xml:space="preserve"> -p 8080:80</w:t>
+      </w:r>
+      <w:r>
+        <w:rPr>
+          <w:lang w:val="en-GB"/>
+        </w:rPr>
+        <w:t xml:space="preserve"> --name </w:t>
+      </w:r>
+      <w:r>
+        <w:rPr>
+          <w:lang w:val="en-GB"/>
+        </w:rPr>
+        <w:t>backend</w:t>
+      </w:r>
+      <w:r>
+        <w:rPr>
+          <w:lang w:val="en-GB"/>
+        </w:rPr>
+        <w:t xml:space="preserve"> -d raphaelaurent/backend</w:t>
+      </w:r>
+    </w:p>
+    <w:p>
+      <w:pPr>
+        <w:rPr>
+          <w:lang w:val="en-GB"/>
+        </w:rPr>
+      </w:pPr>
+      <w:r>
+        <w:rPr>
+          <w:lang w:val="en-GB"/>
+        </w:rPr>
+        <w:t xml:space="preserve">docker run --network app-network --name </w:t>
+      </w:r>
+      <w:r>
+        <w:rPr>
+          <w:lang w:val="en-GB"/>
+        </w:rPr>
+        <w:t>backend</w:t>
+      </w:r>
+      <w:r>
+        <w:rPr>
+          <w:lang w:val="en-GB"/>
+        </w:rPr>
+        <w:t xml:space="preserve"> -d raphaelaurent/backend</w:t>
+      </w:r>
+    </w:p>
+    <w:p>
+      <w:pPr>
+        <w:rPr>
+          <w:lang w:val="en-GB"/>
+        </w:rPr>
+      </w:pPr>
+    </w:p>
+    <w:p>
+      <w:pPr>
+        <w:rPr>
+          <w:lang w:val="en-GB"/>
+        </w:rPr>
+      </w:pPr>
+      <w:r>
+        <w:rPr>
+          <w:lang w:val="en-GB"/>
+        </w:rPr>
+        <w:t>my-running-app :</w:t>
+      </w:r>
+    </w:p>
+    <w:p>
+      <w:pPr>
+        <w:rPr>
+          <w:lang w:val="en-GB"/>
+        </w:rPr>
+      </w:pPr>
+      <w:r>
+        <w:rPr>
+          <w:lang w:val="en-GB"/>
+        </w:rPr>
+        <w:t xml:space="preserve">docker rm -f my-running-app </w:t>
+      </w:r>
+    </w:p>
+    <w:p>
+      <w:pPr>
+        <w:rPr>
+          <w:lang w:val="en-GB"/>
+        </w:rPr>
+      </w:pPr>
+      <w:r>
+        <w:rPr>
+          <w:lang w:val="en-GB"/>
+        </w:rPr>
+        <w:t>docker run -d -p 80:80 --network app-network --name my-running-app my-apache2</w:t>
+      </w:r>
+    </w:p>
+    <w:p>
+      <w:pPr>
+        <w:rPr>
+          <w:lang w:val="en-GB"/>
+        </w:rPr>
+      </w:pPr>
+    </w:p>
+    <w:p>
+      <w:pPr>
+        <w:rPr>
+          <w:lang w:val="en-GB"/>
+        </w:rPr>
+      </w:pPr>
+    </w:p>
+    <w:p>
+      <w:pPr>
+        <w:rPr>
+          <w:lang w:val="en-GB"/>
+        </w:rPr>
+      </w:pPr>
+      <w:r>
+        <w:rPr>
+          <w:lang w:val="en-GB"/>
+        </w:rPr>
+        <w:t>compose :</w:t>
+      </w:r>
+    </w:p>
+    <w:p>
+      <w:pPr>
+        <w:rPr>
+          <w:lang w:val="en-GB"/>
+        </w:rPr>
+      </w:pPr>
+      <w:r>
+        <w:rPr>
+          <w:lang w:val="en-GB"/>
+        </w:rPr>
+        <w:t>docker rm -f database backend my-running-app</w:t>
+      </w:r>
+    </w:p>
+    <w:p>
+      <w:pPr>
+        <w:rPr>
+          <w:lang w:val="en-GB"/>
+        </w:rPr>
+      </w:pPr>
+      <w:r>
+        <w:rPr>
+          <w:lang w:val="en-GB"/>
+        </w:rPr>
+        <w:t>docker compose up --build -d</w:t>
       </w:r>
     </w:p>
     <w:sectPr>
